--- a/session13/BT2.docx
+++ b/session13/BT2.docx
@@ -5,12 +5,14 @@
     <w:p>
       <w:pPr>
         <w:rPr>
+          <w:rFonts w:ascii="Times New Roman" w:hAnsi="Times New Roman" w:cs="Times New Roman"/>
           <w:b/>
           <w:bCs/>
         </w:rPr>
       </w:pPr>
       <w:r>
         <w:rPr>
+          <w:rFonts w:ascii="Times New Roman" w:hAnsi="Times New Roman" w:cs="Times New Roman"/>
           <w:b/>
           <w:bCs/>
         </w:rPr>
@@ -20,12 +22,14 @@
     <w:p>
       <w:pPr>
         <w:rPr>
+          <w:rFonts w:ascii="Times New Roman" w:hAnsi="Times New Roman" w:cs="Times New Roman"/>
           <w:b/>
           <w:bCs/>
         </w:rPr>
       </w:pPr>
       <w:r>
         <w:rPr>
+          <w:rFonts w:ascii="Times New Roman" w:hAnsi="Times New Roman" w:cs="Times New Roman"/>
           <w:b/>
           <w:bCs/>
         </w:rPr>
@@ -35,12 +39,14 @@
     <w:p>
       <w:pPr>
         <w:rPr>
+          <w:rFonts w:ascii="Times New Roman" w:hAnsi="Times New Roman" w:cs="Times New Roman"/>
           <w:b/>
           <w:bCs/>
         </w:rPr>
       </w:pPr>
       <w:r>
         <w:rPr>
+          <w:rFonts w:ascii="Times New Roman" w:hAnsi="Times New Roman" w:cs="Times New Roman"/>
           <w:b/>
           <w:bCs/>
         </w:rPr>
@@ -48,19 +54,29 @@
       </w:r>
     </w:p>
     <w:p>
+      <w:pPr>
+        <w:rPr>
+          <w:rFonts w:ascii="Times New Roman" w:hAnsi="Times New Roman" w:cs="Times New Roman"/>
+        </w:rPr>
+      </w:pPr>
       <w:r>
+        <w:rPr>
+          <w:rFonts w:ascii="Times New Roman" w:hAnsi="Times New Roman" w:cs="Times New Roman"/>
+        </w:rPr>
         <w:t>Cần có nhiều trạng thái tĩnh để thể hiện rõ nút “Thanh toán” trong từng tình huống sử dụng. Điều này giúp Tester, khách hàng và lập trình viên hiểu đúng trạng thái của nút trước khi tạo Prototype và triển khai giao diện.</w:t>
       </w:r>
     </w:p>
     <w:p>
       <w:pPr>
         <w:rPr>
+          <w:rFonts w:ascii="Times New Roman" w:hAnsi="Times New Roman" w:cs="Times New Roman"/>
           <w:b/>
           <w:bCs/>
         </w:rPr>
       </w:pPr>
       <w:r>
         <w:rPr>
+          <w:rFonts w:ascii="Times New Roman" w:hAnsi="Times New Roman" w:cs="Times New Roman"/>
           <w:b/>
           <w:bCs/>
         </w:rPr>
@@ -68,83 +84,103 @@
       </w:r>
     </w:p>
     <w:p>
+      <w:pPr>
+        <w:rPr>
+          <w:rFonts w:ascii="Times New Roman" w:hAnsi="Times New Roman" w:cs="Times New Roman"/>
+          <w:lang w:val="vi-VN"/>
+        </w:rPr>
+      </w:pPr>
       <w:r>
+        <w:rPr>
+          <w:rFonts w:ascii="Times New Roman" w:hAnsi="Times New Roman" w:cs="Times New Roman"/>
+        </w:rPr>
         <w:t>Tester hoặc khách hàng có thể hiểu rằng nút “Thanh toán” luôn có thể bấm, kể cả khi chưa nhập đủ thông tin. Khi giao dịch đang được xử lý, người dùng cũng không biết hệ thống có đang xử lý hay không vì không có trạng thái Loading.</w:t>
       </w:r>
     </w:p>
     <w:p>
-      <w:r>
-        <w:pict w14:anchorId="3A091F16">
-          <v:rect id="_x0000_i1031" style="width:0;height:1.5pt" o:hralign="center" o:hrstd="t" o:hr="t" fillcolor="#a0a0a0" stroked="f"/>
-        </w:pict>
-      </w:r>
-    </w:p>
-    <w:p>
-      <w:pPr>
-        <w:rPr>
+      <w:pPr>
+        <w:rPr>
+          <w:rFonts w:ascii="Times New Roman" w:hAnsi="Times New Roman" w:cs="Times New Roman"/>
           <w:b/>
           <w:bCs/>
+          <w:sz w:val="28"/>
+          <w:szCs w:val="28"/>
+          <w:lang w:val="vi-VN"/>
         </w:rPr>
       </w:pPr>
       <w:r>
         <w:rPr>
+          <w:rFonts w:ascii="Times New Roman" w:hAnsi="Times New Roman" w:cs="Times New Roman"/>
           <w:b/>
           <w:bCs/>
+          <w:sz w:val="28"/>
+          <w:szCs w:val="28"/>
+          <w:lang w:val="vi-VN"/>
         </w:rPr>
         <w:t>Phần 2 — Thiết kế các bản vẽ tĩnh trên Figma</w:t>
       </w:r>
     </w:p>
     <w:p>
+      <w:pPr>
+        <w:rPr>
+          <w:rFonts w:ascii="Times New Roman" w:hAnsi="Times New Roman" w:cs="Times New Roman"/>
+          <w:lang w:val="vi-VN"/>
+        </w:rPr>
+      </w:pPr>
       <w:r>
+        <w:rPr>
+          <w:rFonts w:ascii="Times New Roman" w:hAnsi="Times New Roman" w:cs="Times New Roman"/>
+          <w:lang w:val="vi-VN"/>
+        </w:rPr>
         <w:t xml:space="preserve">Thiết kế bộ UI Kit gồm </w:t>
       </w:r>
       <w:r>
         <w:rPr>
+          <w:rFonts w:ascii="Times New Roman" w:hAnsi="Times New Roman" w:cs="Times New Roman"/>
           <w:b/>
           <w:bCs/>
+          <w:lang w:val="vi-VN"/>
         </w:rPr>
         <w:t>3 bản vẽ tĩnh</w:t>
       </w:r>
       <w:r>
+        <w:rPr>
+          <w:rFonts w:ascii="Times New Roman" w:hAnsi="Times New Roman" w:cs="Times New Roman"/>
+          <w:lang w:val="vi-VN"/>
+        </w:rPr>
         <w:t xml:space="preserve"> của nút “Thanh toán”:</w:t>
       </w:r>
     </w:p>
     <w:tbl>
       <w:tblPr>
+        <w:tblStyle w:val="TableGrid"/>
         <w:tblW w:w="0" w:type="auto"/>
-        <w:tblCellSpacing w:w="15" w:type="dxa"/>
-        <w:tblCellMar>
-          <w:top w:w="15" w:type="dxa"/>
-          <w:left w:w="15" w:type="dxa"/>
-          <w:bottom w:w="15" w:type="dxa"/>
-          <w:right w:w="15" w:type="dxa"/>
-        </w:tblCellMar>
         <w:tblLook w:val="04A0" w:firstRow="1" w:lastRow="0" w:firstColumn="1" w:lastColumn="0" w:noHBand="0" w:noVBand="1"/>
       </w:tblPr>
       <w:tblGrid>
-        <w:gridCol w:w="1110"/>
-        <w:gridCol w:w="8250"/>
+        <w:gridCol w:w="1255"/>
+        <w:gridCol w:w="8095"/>
       </w:tblGrid>
       <w:tr>
         <w:trPr>
-          <w:tblHeader/>
-          <w:tblCellSpacing w:w="15" w:type="dxa"/>
+          <w:trHeight w:val="837"/>
         </w:trPr>
         <w:tc>
           <w:tcPr>
             <w:tcW w:w="0" w:type="auto"/>
-            <w:vAlign w:val="center"/>
             <w:hideMark/>
           </w:tcPr>
           <w:p>
             <w:pPr>
               <w:rPr>
+                <w:rFonts w:ascii="Times New Roman" w:hAnsi="Times New Roman" w:cs="Times New Roman"/>
                 <w:b/>
                 <w:bCs/>
               </w:rPr>
             </w:pPr>
             <w:r>
               <w:rPr>
+                <w:rFonts w:ascii="Times New Roman" w:hAnsi="Times New Roman" w:cs="Times New Roman"/>
                 <w:b/>
                 <w:bCs/>
               </w:rPr>
@@ -155,18 +191,19 @@
         <w:tc>
           <w:tcPr>
             <w:tcW w:w="0" w:type="auto"/>
-            <w:vAlign w:val="center"/>
             <w:hideMark/>
           </w:tcPr>
           <w:p>
             <w:pPr>
               <w:rPr>
+                <w:rFonts w:ascii="Times New Roman" w:hAnsi="Times New Roman" w:cs="Times New Roman"/>
                 <w:b/>
                 <w:bCs/>
               </w:rPr>
             </w:pPr>
             <w:r>
               <w:rPr>
+                <w:rFonts w:ascii="Times New Roman" w:hAnsi="Times New Roman" w:cs="Times New Roman"/>
                 <w:b/>
                 <w:bCs/>
               </w:rPr>
@@ -177,17 +214,22 @@
       </w:tr>
       <w:tr>
         <w:trPr>
-          <w:tblCellSpacing w:w="15" w:type="dxa"/>
+          <w:trHeight w:val="845"/>
         </w:trPr>
         <w:tc>
           <w:tcPr>
             <w:tcW w:w="0" w:type="auto"/>
-            <w:vAlign w:val="center"/>
             <w:hideMark/>
           </w:tcPr>
           <w:p>
+            <w:pPr>
+              <w:rPr>
+                <w:rFonts w:ascii="Times New Roman" w:hAnsi="Times New Roman" w:cs="Times New Roman"/>
+              </w:rPr>
+            </w:pPr>
             <w:r>
               <w:rPr>
+                <w:rFonts w:ascii="Times New Roman" w:hAnsi="Times New Roman" w:cs="Times New Roman"/>
                 <w:b/>
                 <w:bCs/>
               </w:rPr>
@@ -198,21 +240,32 @@
         <w:tc>
           <w:tcPr>
             <w:tcW w:w="0" w:type="auto"/>
-            <w:vAlign w:val="center"/>
             <w:hideMark/>
           </w:tcPr>
           <w:p>
+            <w:pPr>
+              <w:rPr>
+                <w:rFonts w:ascii="Times New Roman" w:hAnsi="Times New Roman" w:cs="Times New Roman"/>
+              </w:rPr>
+            </w:pPr>
             <w:r>
+              <w:rPr>
+                <w:rFonts w:ascii="Times New Roman" w:hAnsi="Times New Roman" w:cs="Times New Roman"/>
+              </w:rPr>
               <w:t xml:space="preserve">Nút “Thanh toán” có màu </w:t>
             </w:r>
             <w:r>
               <w:rPr>
+                <w:rFonts w:ascii="Times New Roman" w:hAnsi="Times New Roman" w:cs="Times New Roman"/>
                 <w:b/>
                 <w:bCs/>
               </w:rPr>
               <w:t>xám nhạt/mờ</w:t>
             </w:r>
             <w:r>
+              <w:rPr>
+                <w:rFonts w:ascii="Times New Roman" w:hAnsi="Times New Roman" w:cs="Times New Roman"/>
+              </w:rPr>
               <w:t>, thể hiện chưa thể bấm khi khách hàng chưa nhập đủ thông tin.</w:t>
             </w:r>
           </w:p>
@@ -220,17 +273,22 @@
       </w:tr>
       <w:tr>
         <w:trPr>
-          <w:tblCellSpacing w:w="15" w:type="dxa"/>
+          <w:trHeight w:val="697"/>
         </w:trPr>
         <w:tc>
           <w:tcPr>
             <w:tcW w:w="0" w:type="auto"/>
-            <w:vAlign w:val="center"/>
             <w:hideMark/>
           </w:tcPr>
           <w:p>
+            <w:pPr>
+              <w:rPr>
+                <w:rFonts w:ascii="Times New Roman" w:hAnsi="Times New Roman" w:cs="Times New Roman"/>
+              </w:rPr>
+            </w:pPr>
             <w:r>
               <w:rPr>
+                <w:rFonts w:ascii="Times New Roman" w:hAnsi="Times New Roman" w:cs="Times New Roman"/>
                 <w:b/>
                 <w:bCs/>
               </w:rPr>
@@ -241,21 +299,32 @@
         <w:tc>
           <w:tcPr>
             <w:tcW w:w="0" w:type="auto"/>
-            <w:vAlign w:val="center"/>
             <w:hideMark/>
           </w:tcPr>
           <w:p>
+            <w:pPr>
+              <w:rPr>
+                <w:rFonts w:ascii="Times New Roman" w:hAnsi="Times New Roman" w:cs="Times New Roman"/>
+              </w:rPr>
+            </w:pPr>
             <w:r>
+              <w:rPr>
+                <w:rFonts w:ascii="Times New Roman" w:hAnsi="Times New Roman" w:cs="Times New Roman"/>
+              </w:rPr>
               <w:t xml:space="preserve">Nút “Thanh toán” có màu </w:t>
             </w:r>
             <w:r>
               <w:rPr>
+                <w:rFonts w:ascii="Times New Roman" w:hAnsi="Times New Roman" w:cs="Times New Roman"/>
                 <w:b/>
                 <w:bCs/>
               </w:rPr>
               <w:t>sáng</w:t>
             </w:r>
             <w:r>
+              <w:rPr>
+                <w:rFonts w:ascii="Times New Roman" w:hAnsi="Times New Roman" w:cs="Times New Roman"/>
+              </w:rPr>
               <w:t>, thể hiện trạng thái sẵn sàng bấm.</w:t>
             </w:r>
           </w:p>
@@ -263,17 +332,22 @@
       </w:tr>
       <w:tr>
         <w:trPr>
-          <w:tblCellSpacing w:w="15" w:type="dxa"/>
+          <w:trHeight w:val="714"/>
         </w:trPr>
         <w:tc>
           <w:tcPr>
             <w:tcW w:w="0" w:type="auto"/>
-            <w:vAlign w:val="center"/>
             <w:hideMark/>
           </w:tcPr>
           <w:p>
+            <w:pPr>
+              <w:rPr>
+                <w:rFonts w:ascii="Times New Roman" w:hAnsi="Times New Roman" w:cs="Times New Roman"/>
+              </w:rPr>
+            </w:pPr>
             <w:r>
               <w:rPr>
+                <w:rFonts w:ascii="Times New Roman" w:hAnsi="Times New Roman" w:cs="Times New Roman"/>
                 <w:b/>
                 <w:bCs/>
               </w:rPr>
@@ -284,21 +358,32 @@
         <w:tc>
           <w:tcPr>
             <w:tcW w:w="0" w:type="auto"/>
-            <w:vAlign w:val="center"/>
             <w:hideMark/>
           </w:tcPr>
           <w:p>
+            <w:pPr>
+              <w:rPr>
+                <w:rFonts w:ascii="Times New Roman" w:hAnsi="Times New Roman" w:cs="Times New Roman"/>
+              </w:rPr>
+            </w:pPr>
             <w:r>
+              <w:rPr>
+                <w:rFonts w:ascii="Times New Roman" w:hAnsi="Times New Roman" w:cs="Times New Roman"/>
+              </w:rPr>
               <w:t xml:space="preserve">Nút “Thanh toán” có </w:t>
             </w:r>
             <w:r>
               <w:rPr>
+                <w:rFonts w:ascii="Times New Roman" w:hAnsi="Times New Roman" w:cs="Times New Roman"/>
                 <w:b/>
                 <w:bCs/>
               </w:rPr>
               <w:t>biểu tượng đang tải</w:t>
             </w:r>
             <w:r>
+              <w:rPr>
+                <w:rFonts w:ascii="Times New Roman" w:hAnsi="Times New Roman" w:cs="Times New Roman"/>
+              </w:rPr>
               <w:t>, thể hiện hệ thống đang xử lý giao dịch.</w:t>
             </w:r>
           </w:p>
@@ -307,211 +392,54 @@
     </w:tbl>
     <w:p>
       <w:pPr>
-        <w:rPr>
-          <w:b/>
-          <w:bCs/>
-        </w:rPr>
-      </w:pPr>
-      <w:r>
-        <w:rPr>
-          <w:b/>
-          <w:bCs/>
-        </w:rPr>
-        <w:t>Yêu cầu thực hiện trên Figma</w:t>
-      </w:r>
-    </w:p>
-    <w:p>
-      <w:pPr>
-        <w:numPr>
-          <w:ilvl w:val="0"/>
-          <w:numId w:val="1"/>
-        </w:numPr>
-      </w:pPr>
-      <w:r>
-        <w:t xml:space="preserve">Tạo </w:t>
-      </w:r>
-      <w:r>
-        <w:rPr>
-          <w:b/>
-          <w:bCs/>
-        </w:rPr>
-        <w:t>3 bản vẽ tĩnh</w:t>
-      </w:r>
-      <w:r>
-        <w:t>: Disabled, Default, Loading.</w:t>
-      </w:r>
-    </w:p>
-    <w:p>
-      <w:pPr>
-        <w:numPr>
-          <w:ilvl w:val="0"/>
-          <w:numId w:val="1"/>
-        </w:numPr>
-      </w:pPr>
-      <w:r>
-        <w:t xml:space="preserve">Giữ đúng mức độ </w:t>
-      </w:r>
-      <w:r>
-        <w:rPr>
-          <w:b/>
-          <w:bCs/>
-        </w:rPr>
-        <w:t>Wireframe</w:t>
-      </w:r>
-      <w:r>
-        <w:t>.</w:t>
-      </w:r>
-    </w:p>
-    <w:p>
-      <w:pPr>
-        <w:numPr>
-          <w:ilvl w:val="0"/>
-          <w:numId w:val="1"/>
-        </w:numPr>
-      </w:pPr>
-      <w:r>
-        <w:t xml:space="preserve">Sử dụng </w:t>
-      </w:r>
-      <w:r>
-        <w:rPr>
-          <w:b/>
-          <w:bCs/>
-        </w:rPr>
-        <w:t>khung xám trắng và sắc độ</w:t>
-      </w:r>
-      <w:r>
-        <w:t xml:space="preserve"> để phân biệt các trạng thái.</w:t>
-      </w:r>
-    </w:p>
-    <w:p>
-      <w:pPr>
-        <w:numPr>
-          <w:ilvl w:val="0"/>
-          <w:numId w:val="1"/>
-        </w:numPr>
-      </w:pPr>
-      <w:r>
-        <w:rPr>
-          <w:b/>
-          <w:bCs/>
-        </w:rPr>
-        <w:t>Disabled:</w:t>
-      </w:r>
-      <w:r>
-        <w:t xml:space="preserve"> mờ/nhạt màu.</w:t>
-      </w:r>
-    </w:p>
-    <w:p>
-      <w:pPr>
-        <w:numPr>
-          <w:ilvl w:val="0"/>
-          <w:numId w:val="1"/>
-        </w:numPr>
-      </w:pPr>
-      <w:r>
-        <w:rPr>
-          <w:b/>
-          <w:bCs/>
-        </w:rPr>
-        <w:t>Default:</w:t>
-      </w:r>
-      <w:r>
-        <w:t xml:space="preserve"> sáng màu.</w:t>
-      </w:r>
-    </w:p>
-    <w:p>
-      <w:pPr>
-        <w:numPr>
-          <w:ilvl w:val="0"/>
-          <w:numId w:val="1"/>
-        </w:numPr>
-      </w:pPr>
-      <w:r>
-        <w:rPr>
-          <w:b/>
-          <w:bCs/>
-        </w:rPr>
-        <w:t>Loading:</w:t>
-      </w:r>
-      <w:r>
-        <w:t xml:space="preserve"> có biểu tượng đang tải.</w:t>
-      </w:r>
-    </w:p>
-    <w:p>
-      <w:pPr>
-        <w:numPr>
-          <w:ilvl w:val="0"/>
-          <w:numId w:val="1"/>
-        </w:numPr>
-      </w:pPr>
-      <w:r>
-        <w:rPr>
-          <w:b/>
-          <w:bCs/>
-        </w:rPr>
-        <w:t>Không nối dây Prototype</w:t>
-      </w:r>
-      <w:r>
-        <w:t>.</w:t>
-      </w:r>
-    </w:p>
-    <w:p>
-      <w:pPr>
-        <w:numPr>
-          <w:ilvl w:val="0"/>
-          <w:numId w:val="1"/>
-        </w:numPr>
-      </w:pPr>
-      <w:r>
-        <w:lastRenderedPageBreak/>
-        <w:t>Chỉ thiết kế các bản vẽ tĩnh/Variants của nút “Thanh toán”.</w:t>
-      </w:r>
-    </w:p>
-    <w:p>
-      <w:pPr>
-        <w:rPr>
-          <w:b/>
-          <w:bCs/>
-        </w:rPr>
-      </w:pPr>
-      <w:r>
-        <w:rPr>
-          <w:b/>
-          <w:bCs/>
-        </w:rPr>
-        <w:t>Kết quả nộp</w:t>
-      </w:r>
-    </w:p>
-    <w:p>
-      <w:pPr>
         <w:numPr>
           <w:ilvl w:val="0"/>
           <w:numId w:val="2"/>
         </w:numPr>
+        <w:rPr>
+          <w:rFonts w:ascii="Times New Roman" w:hAnsi="Times New Roman" w:cs="Times New Roman"/>
+        </w:rPr>
       </w:pPr>
       <w:r>
-        <w:t>File báo cáo phân tích ngắn.</w:t>
+        <w:rPr>
+          <w:rFonts w:ascii="Times New Roman" w:hAnsi="Times New Roman" w:cs="Times New Roman"/>
+          <w:b/>
+          <w:bCs/>
+        </w:rPr>
+        <w:t xml:space="preserve">Link </w:t>
+      </w:r>
+      <w:r>
+        <w:rPr>
+          <w:rFonts w:ascii="Times New Roman" w:hAnsi="Times New Roman" w:cs="Times New Roman"/>
+          <w:b/>
+          <w:bCs/>
+        </w:rPr>
+        <w:t>Figma</w:t>
+      </w:r>
+      <w:r>
+        <w:rPr>
+          <w:rFonts w:ascii="Times New Roman" w:hAnsi="Times New Roman" w:cs="Times New Roman"/>
+          <w:b/>
+          <w:bCs/>
+          <w:lang w:val="vi-VN"/>
+        </w:rPr>
+        <w:t xml:space="preserve">: </w:t>
+      </w:r>
+      <w:r>
+        <w:rPr>
+          <w:rFonts w:ascii="Times New Roman" w:hAnsi="Times New Roman" w:cs="Times New Roman"/>
+          <w:lang w:val="vi-VN"/>
+        </w:rPr>
+        <w:t>https://www.figma.com/design/tnWYZ0hjHrX16W3Cdhzo7W/BT2?node-id=0-1&amp;t=0rdP154YTcwlg6Nv-1</w:t>
       </w:r>
     </w:p>
     <w:p>
       <w:pPr>
-        <w:numPr>
-          <w:ilvl w:val="0"/>
-          <w:numId w:val="2"/>
-        </w:numPr>
-      </w:pPr>
-      <w:r>
-        <w:rPr>
-          <w:b/>
-          <w:bCs/>
-        </w:rPr>
-        <w:t>Link Figma</w:t>
-      </w:r>
-      <w:r>
-        <w:t xml:space="preserve"> có 3 bản vẽ tĩnh hoặc ảnh chụp 3 bản vẽ.</w:t>
-      </w:r>
+        <w:rPr>
+          <w:rFonts w:ascii="Times New Roman" w:hAnsi="Times New Roman" w:cs="Times New Roman"/>
+        </w:rPr>
+      </w:pPr>
     </w:p>
-    <w:p/>
     <w:sectPr>
       <w:pgSz w:w="12240" w:h="15840"/>
       <w:pgMar w:top="1134" w:right="1440" w:bottom="1191" w:left="1440" w:header="720" w:footer="720" w:gutter="0"/>
@@ -1434,6 +1362,7 @@
   <w:style w:type="character" w:default="1" w:styleId="DefaultParagraphFont">
     <w:name w:val="Default Paragraph Font"/>
     <w:uiPriority w:val="1"/>
+    <w:semiHidden/>
     <w:unhideWhenUsed/>
   </w:style>
   <w:style w:type="table" w:default="1" w:styleId="TableNormal">
@@ -1746,6 +1675,25 @@
       <w:color w:val="0F4761" w:themeColor="accent1" w:themeShade="BF"/>
       <w:spacing w:val="5"/>
     </w:rPr>
+  </w:style>
+  <w:style w:type="table" w:styleId="TableGrid">
+    <w:name w:val="Table Grid"/>
+    <w:basedOn w:val="TableNormal"/>
+    <w:uiPriority w:val="39"/>
+    <w:rsid w:val="00D24559"/>
+    <w:pPr>
+      <w:spacing w:after="0" w:line="240" w:lineRule="auto"/>
+    </w:pPr>
+    <w:tblPr>
+      <w:tblBorders>
+        <w:top w:val="single" w:sz="4" w:space="0" w:color="auto"/>
+        <w:left w:val="single" w:sz="4" w:space="0" w:color="auto"/>
+        <w:bottom w:val="single" w:sz="4" w:space="0" w:color="auto"/>
+        <w:right w:val="single" w:sz="4" w:space="0" w:color="auto"/>
+        <w:insideH w:val="single" w:sz="4" w:space="0" w:color="auto"/>
+        <w:insideV w:val="single" w:sz="4" w:space="0" w:color="auto"/>
+      </w:tblBorders>
+    </w:tblPr>
   </w:style>
 </w:styles>
 </file>
